--- a/fuentes/83710210_CF01_CFA.docx
+++ b/fuentes/83710210_CF01_CFA.docx
@@ -12795,25 +12795,13 @@
     </w:p>
     <w:p>
       <w:r>
-        <w:t xml:space="preserve">Dyer, J., &amp; Davis, C. (2020). </w:t>
+        <w:t xml:space="preserve">Davis, C. (2018). </w:t>
       </w:r>
       <w:r>
         <w:rPr>
           <w:rStyle w:val="Extranjerismo"/>
         </w:rPr>
-        <w:t>Measurement and instrumentation: An introduction to concepts and</w:t>
-      </w:r>
-      <w:r>
-        <w:rPr>
-          <w:rStyle w:val="Extranjerismo"/>
-        </w:rPr>
-        <w:t xml:space="preserve"> </w:t>
-      </w:r>
-      <w:r>
-        <w:rPr>
-          <w:rStyle w:val="Extranjerismo"/>
-        </w:rPr>
-        <w:t>methods</w:t>
+        <w:t>Electromechanical systems</w:t>
       </w:r>
       <w:r>
         <w:t xml:space="preserve">. SHAREOK. </w:t>
@@ -12823,7 +12811,7 @@
           <w:rPr>
             <w:rStyle w:val="Hipervnculo"/>
           </w:rPr>
-          <w:t>https://open.umn.edu/opentextbooks/textbooks/measurement-and-instrumentation-an-introduction-to-concepts-and-methods</w:t>
+          <w:t>https://open.umn.edu/opentextbooks/textbooks/1707</w:t>
         </w:r>
       </w:hyperlink>
       <w:r>
@@ -12832,26 +12820,23 @@
     </w:p>
     <w:p>
       <w:r>
-        <w:t xml:space="preserve">Davis, C. (2018). </w:t>
+        <w:t xml:space="preserve">Dyer, J., &amp; Davis, C. (2020). </w:t>
       </w:r>
       <w:r>
         <w:rPr>
           <w:rStyle w:val="Extranjerismo"/>
         </w:rPr>
-        <w:t>Electromechanical systems</w:t>
-      </w:r>
-      <w:r>
-        <w:t>. SHAREOK.</w:t>
-      </w:r>
-      <w:r>
-        <w:t xml:space="preserve"> </w:t>
+        <w:t>Measurement and instrumentation: An introduction to concepts and methods</w:t>
+      </w:r>
+      <w:r>
+        <w:t xml:space="preserve">. SHAREOK. </w:t>
       </w:r>
       <w:hyperlink r:id="rId20" w:history="1">
         <w:r>
           <w:rPr>
             <w:rStyle w:val="Hipervnculo"/>
           </w:rPr>
-          <w:t>https://open.umn.edu/opentextbooks/textbooks/1707</w:t>
+          <w:t>https://open.umn.edu/opentextbooks/textbooks/measurement-and-instrumentation-an-introduction-to-concepts-and-methods</w:t>
         </w:r>
       </w:hyperlink>
       <w:r>
@@ -12945,10 +12930,7 @@
         </w:r>
       </w:hyperlink>
       <w:r>
-        <w:t xml:space="preserve"> </w:t>
-      </w:r>
-      <w:r>
-        <w:t xml:space="preserve"> </w:t>
+        <w:t xml:space="preserve">  </w:t>
       </w:r>
     </w:p>
     <w:p>
@@ -12962,10 +12944,7 @@
         <w:t>Engineering signal analysis: From Fourier to filtering: Theory</w:t>
       </w:r>
       <w:r>
-        <w:t>. TU Delft Open.</w:t>
-      </w:r>
-      <w:r>
-        <w:t xml:space="preserve"> </w:t>
+        <w:t xml:space="preserve">. TU Delft Open. </w:t>
       </w:r>
       <w:hyperlink r:id="rId24" w:history="1">
         <w:r>
@@ -20189,15 +20168,6 @@
 </file>
 
 <file path=customXml/item1.xml><?xml version="1.0" encoding="utf-8"?>
-<?mso-contentType ?>
-<FormTemplates xmlns="http://schemas.microsoft.com/sharepoint/v3/contenttype/forms">
-  <Display>DocumentLibraryForm</Display>
-  <Edit>DocumentLibraryForm</Edit>
-  <New>DocumentLibraryForm</New>
-</FormTemplates>
-</file>
-
-<file path=customXml/item2.xml><?xml version="1.0" encoding="utf-8"?>
 <p:properties xmlns:p="http://schemas.microsoft.com/office/2006/metadata/properties" xmlns:xsi="http://www.w3.org/2001/XMLSchema-instance" xmlns:pc="http://schemas.microsoft.com/office/infopath/2007/PartnerControls">
   <documentManagement>
     <TaxCatchAll xmlns="67a0edcd-0de5-43ed-8c27-e32f38a00c91" xsi:nil="true"/>
@@ -20208,7 +20178,20 @@
 </p:properties>
 </file>
 
+<file path=customXml/item2.xml><?xml version="1.0" encoding="utf-8"?>
+<?mso-contentType ?>
+<FormTemplates xmlns="http://schemas.microsoft.com/sharepoint/v3/contenttype/forms">
+  <Display>DocumentLibraryForm</Display>
+  <Edit>DocumentLibraryForm</Edit>
+  <New>DocumentLibraryForm</New>
+</FormTemplates>
+</file>
+
 <file path=customXml/item3.xml><?xml version="1.0" encoding="utf-8"?>
+<b:Sources xmlns:b="http://schemas.openxmlformats.org/officeDocument/2006/bibliography" xmlns="http://schemas.openxmlformats.org/officeDocument/2006/bibliography" SelectedStyle="\APASixthEditionOfficeOnline.xsl" StyleName="APA" Version="6"/>
+</file>
+
+<file path=customXml/item4.xml><?xml version="1.0" encoding="utf-8"?>
 <ct:contentTypeSchema xmlns:ct="http://schemas.microsoft.com/office/2006/metadata/contentType" xmlns:ma="http://schemas.microsoft.com/office/2006/metadata/properties/metaAttributes" ct:_="" ma:_="" ma:contentTypeName="Documento" ma:contentTypeID="0x01010005252A1EF3BD024F856B47B579AB5244" ma:contentTypeVersion="13" ma:contentTypeDescription="Crear nuevo documento." ma:contentTypeScope="" ma:versionID="ddfaac56a287547bce89452cd31c5884">
   <xsd:schema xmlns:xsd="http://www.w3.org/2001/XMLSchema" xmlns:xs="http://www.w3.org/2001/XMLSchema" xmlns:p="http://schemas.microsoft.com/office/2006/metadata/properties" xmlns:ns2="42760c81-fd8e-4d59-8953-7cdb9f38b14f" xmlns:ns3="67a0edcd-0de5-43ed-8c27-e32f38a00c91" targetNamespace="http://schemas.microsoft.com/office/2006/metadata/properties" ma:root="true" ma:fieldsID="5ac878f7c8dbf4633d03f1982e859186" ns2:_="" ns3:_="">
     <xsd:import namespace="42760c81-fd8e-4d59-8953-7cdb9f38b14f"/>
@@ -20415,19 +20398,7 @@
 </ct:contentTypeSchema>
 </file>
 
-<file path=customXml/item4.xml><?xml version="1.0" encoding="utf-8"?>
-<b:Sources xmlns:b="http://schemas.openxmlformats.org/officeDocument/2006/bibliography" xmlns="http://schemas.openxmlformats.org/officeDocument/2006/bibliography" SelectedStyle="\APASixthEditionOfficeOnline.xsl" StyleName="APA" Version="6"/>
-</file>
-
 <file path=customXml/itemProps1.xml><?xml version="1.0" encoding="utf-8"?>
-<ds:datastoreItem xmlns:ds="http://schemas.openxmlformats.org/officeDocument/2006/customXml" ds:itemID="{10663269-2064-4804-8290-36D4A57F5557}">
-  <ds:schemaRefs>
-    <ds:schemaRef ds:uri="http://schemas.microsoft.com/sharepoint/v3/contenttype/forms"/>
-  </ds:schemaRefs>
-</ds:datastoreItem>
-</file>
-
-<file path=customXml/itemProps2.xml><?xml version="1.0" encoding="utf-8"?>
 <ds:datastoreItem xmlns:ds="http://schemas.openxmlformats.org/officeDocument/2006/customXml" ds:itemID="{1279454D-02BE-4A9C-A117-DCD1573E2608}">
   <ds:schemaRefs>
     <ds:schemaRef ds:uri="http://schemas.microsoft.com/office/2006/metadata/properties"/>
@@ -20438,14 +20409,22 @@
 </ds:datastoreItem>
 </file>
 
-<file path=customXml/itemProps3.xml><?xml version="1.0" encoding="utf-8"?>
-<ds:datastoreItem xmlns:ds="http://schemas.openxmlformats.org/officeDocument/2006/customXml" ds:itemID="{5ABFB1BF-EC90-4A60-AA7B-5C35492062FA}"/>
+<file path=customXml/itemProps2.xml><?xml version="1.0" encoding="utf-8"?>
+<ds:datastoreItem xmlns:ds="http://schemas.openxmlformats.org/officeDocument/2006/customXml" ds:itemID="{10663269-2064-4804-8290-36D4A57F5557}">
+  <ds:schemaRefs>
+    <ds:schemaRef ds:uri="http://schemas.microsoft.com/sharepoint/v3/contenttype/forms"/>
+  </ds:schemaRefs>
+</ds:datastoreItem>
 </file>
 
-<file path=customXml/itemProps4.xml><?xml version="1.0" encoding="utf-8"?>
+<file path=customXml/itemProps3.xml><?xml version="1.0" encoding="utf-8"?>
 <ds:datastoreItem xmlns:ds="http://schemas.openxmlformats.org/officeDocument/2006/customXml" ds:itemID="{EAE431FD-7059-4C09-804B-C9D69EB7B213}">
   <ds:schemaRefs>
     <ds:schemaRef ds:uri="http://schemas.openxmlformats.org/officeDocument/2006/bibliography"/>
   </ds:schemaRefs>
 </ds:datastoreItem>
+</file>
+
+<file path=customXml/itemProps4.xml><?xml version="1.0" encoding="utf-8"?>
+<ds:datastoreItem xmlns:ds="http://schemas.openxmlformats.org/officeDocument/2006/customXml" ds:itemID="{BF5F59AF-0FE1-4339-8055-7A3EADB6E870}"/>
 </file>